--- a/instrumentos/word/DAIR_Relatorio_Resposta_Incidente_v0.3.docx
+++ b/instrumentos/word/DAIR_Relatorio_Resposta_Incidente_v0.3.docx
@@ -4350,7 +4350,7 @@
                 <w:sz w:val="20"/>
                 <w:szCs w:val="20"/>
               </w:rPr>
-              <w:t xml:space="preserve">Condição A — afetação significativa</w:t>
+              <w:t xml:space="preserve">Condição A — afetação significativa (art. 5º, caput)</w:t>
             </w:r>
           </w:p>
         </w:tc>
@@ -4400,7 +4400,7 @@
                 <w:sz w:val="20"/>
                 <w:szCs w:val="20"/>
               </w:rPr>
-              <w:t xml:space="preserve">Condição B — categoria do art. 5º, II, RCIS</w:t>
+              <w:t xml:space="preserve">Condição B — inciso(s) aplicável(is) do art. 5º, I a VI, RCIS</w:t>
             </w:r>
           </w:p>
         </w:tc>

--- a/instrumentos/word/DAIR_Relatorio_Resposta_Incidente_v0.3.docx
+++ b/instrumentos/word/DAIR_Relatorio_Resposta_Incidente_v0.3.docx
@@ -7390,7 +7390,7 @@
                 <w:sz w:val="20"/>
                 <w:szCs w:val="20"/>
               </w:rPr>
-              <w:t xml:space="preserve">Kit de Comunicações ANPD/Titulares</w:t>
+              <w:t xml:space="preserve">Kit de Preparação e Controle das Comunicações ANPD/Titulares</w:t>
             </w:r>
           </w:p>
         </w:tc>
@@ -7414,7 +7414,7 @@
                 <w:sz w:val="20"/>
                 <w:szCs w:val="20"/>
               </w:rPr>
-              <w:t xml:space="preserve">DAIR_Modelos_Comunicacao_ANPD_Titulares_v0.3.docx</w:t>
+              <w:t xml:space="preserve">DAIR_Kit_Preparacao_Comunicacoes_ANPD_Titulares_v0.3.docx</w:t>
             </w:r>
           </w:p>
         </w:tc>

--- a/instrumentos/word/DAIR_Relatorio_Resposta_Incidente_v0.3.docx
+++ b/instrumentos/word/DAIR_Relatorio_Resposta_Incidente_v0.3.docx
@@ -2918,7 +2918,7 @@
                 <w:sz w:val="20"/>
                 <w:szCs w:val="20"/>
               </w:rPr>
-              <w:t xml:space="preserve">Verify &amp; Triage</w:t>
+              <w:t xml:space="preserve">Verify and Triage</w:t>
             </w:r>
           </w:p>
         </w:tc>

--- a/instrumentos/word/DAIR_Relatorio_Resposta_Incidente_v0.3.docx
+++ b/instrumentos/word/DAIR_Relatorio_Resposta_Incidente_v0.3.docx
@@ -29,7 +29,7 @@
           <w:sz w:val="28"/>
           <w:szCs w:val="28"/>
         </w:rPr>
-        <w:t xml:space="preserve">Dados Pessoais — Metodologia DAIR + LGPD/ANPD</w:t>
+        <w:t xml:space="preserve">Dados Pessoais: Metodologia DAIR + LGPD/ANPD</w:t>
       </w:r>
     </w:p>
     <w:p>
@@ -42,10 +42,10 @@
           <w:i/>
           <w:iCs/>
           <w:color w:val="595959"/>
-          <w:sz w:val="22"/>
-          <w:szCs w:val="22"/>
+          <w:sz w:val="24"/>
+          <w:szCs w:val="24"/>
         </w:rPr>
-        <w:t xml:space="preserve">Modelo reutilizável — Versão 0.3</w:t>
+        <w:t xml:space="preserve">Modelo reutilizável: Versão 0.3</w:t>
       </w:r>
     </w:p>
     <w:p>
@@ -280,7 +280,7 @@
                 <w:sz w:val="20"/>
                 <w:szCs w:val="20"/>
               </w:rPr>
-              <w:t xml:space="preserve">Ex.: Confidencial — uso interno</w:t>
+              <w:t xml:space="preserve">Ex.: Confidencial: uso interno</w:t>
             </w:r>
           </w:p>
         </w:tc>
@@ -505,8 +505,8 @@
       </w:pPr>
       <w:r>
         <w:rPr>
-          <w:sz w:val="22"/>
-          <w:szCs w:val="22"/>
+          <w:sz w:val="24"/>
+          <w:szCs w:val="24"/>
         </w:rPr>
         <w:t xml:space="preserve">1. Identificação e Controle do Documento</w:t>
       </w:r>
@@ -517,8 +517,8 @@
       </w:pPr>
       <w:r>
         <w:rPr>
-          <w:sz w:val="22"/>
-          <w:szCs w:val="22"/>
+          <w:sz w:val="24"/>
+          <w:szCs w:val="24"/>
         </w:rPr>
         <w:t xml:space="preserve">2. Sumário Executivo</w:t>
       </w:r>
@@ -529,8 +529,8 @@
       </w:pPr>
       <w:r>
         <w:rPr>
-          <w:sz w:val="22"/>
-          <w:szCs w:val="22"/>
+          <w:sz w:val="24"/>
+          <w:szCs w:val="24"/>
         </w:rPr>
         <w:t xml:space="preserve">3. Contexto do Incidente</w:t>
       </w:r>
@@ -541,8 +541,8 @@
       </w:pPr>
       <w:r>
         <w:rPr>
-          <w:sz w:val="22"/>
-          <w:szCs w:val="22"/>
+          <w:sz w:val="24"/>
+          <w:szCs w:val="24"/>
         </w:rPr>
         <w:t xml:space="preserve">4. Escopo da Investigação</w:t>
       </w:r>
@@ -553,8 +553,8 @@
       </w:pPr>
       <w:r>
         <w:rPr>
-          <w:sz w:val="22"/>
-          <w:szCs w:val="22"/>
+          <w:sz w:val="24"/>
+          <w:szCs w:val="24"/>
         </w:rPr>
         <w:t xml:space="preserve">5. Cronologia dos Acontecimentos</w:t>
       </w:r>
@@ -565,8 +565,8 @@
       </w:pPr>
       <w:r>
         <w:rPr>
-          <w:sz w:val="22"/>
-          <w:szCs w:val="22"/>
+          <w:sz w:val="24"/>
+          <w:szCs w:val="24"/>
         </w:rPr>
         <w:t xml:space="preserve">6. Metodologia DAIR Aplicada</w:t>
       </w:r>
@@ -577,8 +577,8 @@
       </w:pPr>
       <w:r>
         <w:rPr>
-          <w:sz w:val="22"/>
-          <w:szCs w:val="22"/>
+          <w:sz w:val="24"/>
+          <w:szCs w:val="24"/>
         </w:rPr>
         <w:t xml:space="preserve">7. Evidências Analisadas</w:t>
       </w:r>
@@ -589,8 +589,8 @@
       </w:pPr>
       <w:r>
         <w:rPr>
-          <w:sz w:val="22"/>
-          <w:szCs w:val="22"/>
+          <w:sz w:val="24"/>
+          <w:szCs w:val="24"/>
         </w:rPr>
         <w:t xml:space="preserve">8. Identificação da Causa e Fatores Contribuintes</w:t>
       </w:r>
@@ -601,8 +601,8 @@
       </w:pPr>
       <w:r>
         <w:rPr>
-          <w:sz w:val="22"/>
-          <w:szCs w:val="22"/>
+          <w:sz w:val="24"/>
+          <w:szCs w:val="24"/>
         </w:rPr>
         <w:t xml:space="preserve">9. Ações de Contenção</w:t>
       </w:r>
@@ -613,8 +613,8 @@
       </w:pPr>
       <w:r>
         <w:rPr>
-          <w:sz w:val="22"/>
-          <w:szCs w:val="22"/>
+          <w:sz w:val="24"/>
+          <w:szCs w:val="24"/>
         </w:rPr>
         <w:t xml:space="preserve">10. Atividades de Erradicação</w:t>
       </w:r>
@@ -625,8 +625,8 @@
       </w:pPr>
       <w:r>
         <w:rPr>
-          <w:sz w:val="22"/>
-          <w:szCs w:val="22"/>
+          <w:sz w:val="24"/>
+          <w:szCs w:val="24"/>
         </w:rPr>
         <w:t xml:space="preserve">11. Validação da Recuperação</w:t>
       </w:r>
@@ -637,8 +637,8 @@
       </w:pPr>
       <w:r>
         <w:rPr>
-          <w:sz w:val="22"/>
-          <w:szCs w:val="22"/>
+          <w:sz w:val="24"/>
+          <w:szCs w:val="24"/>
         </w:rPr>
         <w:t xml:space="preserve">12. Avaliação de Impactos Operacionais</w:t>
       </w:r>
@@ -649,8 +649,8 @@
       </w:pPr>
       <w:r>
         <w:rPr>
-          <w:sz w:val="22"/>
-          <w:szCs w:val="22"/>
+          <w:sz w:val="24"/>
+          <w:szCs w:val="24"/>
         </w:rPr>
         <w:t xml:space="preserve">13. Avaliação de Riscos aos Titulares</w:t>
       </w:r>
@@ -661,8 +661,8 @@
       </w:pPr>
       <w:r>
         <w:rPr>
-          <w:sz w:val="22"/>
-          <w:szCs w:val="22"/>
+          <w:sz w:val="24"/>
+          <w:szCs w:val="24"/>
         </w:rPr>
         <w:t xml:space="preserve">14. Decisões Regulatórias e Comunicações</w:t>
       </w:r>
@@ -673,8 +673,8 @@
       </w:pPr>
       <w:r>
         <w:rPr>
-          <w:sz w:val="22"/>
-          <w:szCs w:val="22"/>
+          <w:sz w:val="24"/>
+          <w:szCs w:val="24"/>
         </w:rPr>
         <w:t xml:space="preserve">15. Riscos Residuais</w:t>
       </w:r>
@@ -685,8 +685,8 @@
       </w:pPr>
       <w:r>
         <w:rPr>
-          <w:sz w:val="22"/>
-          <w:szCs w:val="22"/>
+          <w:sz w:val="24"/>
+          <w:szCs w:val="24"/>
         </w:rPr>
         <w:t xml:space="preserve">16. Lições Aprendidas</w:t>
       </w:r>
@@ -697,8 +697,8 @@
       </w:pPr>
       <w:r>
         <w:rPr>
-          <w:sz w:val="22"/>
-          <w:szCs w:val="22"/>
+          <w:sz w:val="24"/>
+          <w:szCs w:val="24"/>
         </w:rPr>
         <w:t xml:space="preserve">17. Plano de Ações Corretivas</w:t>
       </w:r>
@@ -709,8 +709,8 @@
       </w:pPr>
       <w:r>
         <w:rPr>
-          <w:sz w:val="22"/>
-          <w:szCs w:val="22"/>
+          <w:sz w:val="24"/>
+          <w:szCs w:val="24"/>
         </w:rPr>
         <w:t xml:space="preserve">18. Critérios e Autorização de Encerramento</w:t>
       </w:r>
@@ -721,8 +721,8 @@
       </w:pPr>
       <w:r>
         <w:rPr>
-          <w:sz w:val="22"/>
-          <w:szCs w:val="22"/>
+          <w:sz w:val="24"/>
+          <w:szCs w:val="24"/>
         </w:rPr>
         <w:t xml:space="preserve">19. Referências Normativas</w:t>
       </w:r>
@@ -733,8 +733,8 @@
       </w:pPr>
       <w:r>
         <w:rPr>
-          <w:sz w:val="22"/>
-          <w:szCs w:val="22"/>
+          <w:sz w:val="24"/>
+          <w:szCs w:val="24"/>
         </w:rPr>
         <w:t xml:space="preserve">20. Anexos e Histórico de Versões</w:t>
       </w:r>
@@ -1552,12 +1552,14 @@
     </w:p>
     <w:p>
       <w:pPr>
-        <w:spacing w:after="160"/>
+        <w:spacing w:after="160" w:line="360" w:lineRule="auto"/>
+        <w:ind w:firstLine="709"/>
+        <w:jc w:val="both"/>
       </w:pPr>
       <w:r>
         <w:rPr>
-          <w:sz w:val="22"/>
-          <w:szCs w:val="22"/>
+          <w:sz w:val="24"/>
+          <w:szCs w:val="24"/>
         </w:rPr>
         <w:t xml:space="preserve"/>
       </w:r>
@@ -1588,12 +1590,14 @@
     </w:p>
     <w:p>
       <w:pPr>
-        <w:spacing w:after="160"/>
+        <w:spacing w:after="160" w:line="360" w:lineRule="auto"/>
+        <w:ind w:firstLine="709"/>
+        <w:jc w:val="both"/>
       </w:pPr>
       <w:r>
         <w:rPr>
-          <w:sz w:val="22"/>
-          <w:szCs w:val="22"/>
+          <w:sz w:val="24"/>
+          <w:szCs w:val="24"/>
         </w:rPr>
         <w:t xml:space="preserve"/>
       </w:r>
@@ -2818,7 +2822,7 @@
                 <w:sz w:val="20"/>
                 <w:szCs w:val="20"/>
               </w:rPr>
-              <w:t xml:space="preserve">—</w:t>
+              <w:t xml:space="preserve">N/A</w:t>
             </w:r>
           </w:p>
         </w:tc>
@@ -2892,7 +2896,7 @@
                 <w:sz w:val="20"/>
                 <w:szCs w:val="20"/>
               </w:rPr>
-              <w:t xml:space="preserve">—</w:t>
+              <w:t xml:space="preserve">N/A</w:t>
             </w:r>
           </w:p>
         </w:tc>
@@ -2966,7 +2970,7 @@
                 <w:sz w:val="20"/>
                 <w:szCs w:val="20"/>
               </w:rPr>
-              <w:t xml:space="preserve">—</w:t>
+              <w:t xml:space="preserve">N/A</w:t>
             </w:r>
           </w:p>
         </w:tc>
@@ -3336,7 +3340,7 @@
                 <w:sz w:val="20"/>
                 <w:szCs w:val="20"/>
               </w:rPr>
-              <w:t xml:space="preserve">—</w:t>
+              <w:t xml:space="preserve">N/A</w:t>
             </w:r>
           </w:p>
         </w:tc>
@@ -3344,12 +3348,14 @@
     </w:tbl>
     <w:p>
       <w:pPr>
-        <w:spacing w:after="160"/>
+        <w:spacing w:after="160" w:line="360" w:lineRule="auto"/>
+        <w:ind w:firstLine="709"/>
+        <w:jc w:val="both"/>
       </w:pPr>
       <w:r>
         <w:rPr>
-          <w:sz w:val="22"/>
-          <w:szCs w:val="22"/>
+          <w:sz w:val="24"/>
+          <w:szCs w:val="24"/>
         </w:rPr>
         <w:t xml:space="preserve"/>
       </w:r>
@@ -3363,7 +3369,7 @@
           <w:sz w:val="20"/>
           <w:szCs w:val="20"/>
         </w:rPr>
-        <w:t xml:space="preserve">Nota metodológica: o DAIR é iterativo. A presença de mais de um ciclo não indica falha de processo — indica que o escopo foi corretamente reavaliado diante de novas evidências.</w:t>
+        <w:t xml:space="preserve">Nota metodológica: o DAIR é iterativo. A presença de mais de um ciclo não indica falha de processo: indica que o escopo foi corretamente reavaliado diante de novas evidências.</w:t>
       </w:r>
     </w:p>
     <w:p>
@@ -4030,12 +4036,14 @@
     </w:p>
     <w:p>
       <w:pPr>
-        <w:spacing w:after="160"/>
+        <w:spacing w:after="160" w:line="360" w:lineRule="auto"/>
+        <w:ind w:firstLine="709"/>
+        <w:jc w:val="both"/>
       </w:pPr>
       <w:r>
         <w:rPr>
-          <w:sz w:val="22"/>
-          <w:szCs w:val="22"/>
+          <w:sz w:val="24"/>
+          <w:szCs w:val="24"/>
         </w:rPr>
         <w:t xml:space="preserve"/>
       </w:r>
@@ -4061,17 +4069,19 @@
           <w:sz w:val="20"/>
           <w:szCs w:val="20"/>
         </w:rPr>
-        <w:t xml:space="preserve">Instrução de preenchimento: descrever as ações de contenção executadas em cada ciclo, incluindo revogação de identidades, sessões e tokens, e o resultado do teste de validação técnica — não apenas a execução administrativa da ação.</w:t>
-      </w:r>
-    </w:p>
-    <w:p>
-      <w:pPr>
-        <w:spacing w:after="160"/>
+        <w:t xml:space="preserve">Instrução de preenchimento: descrever as ações de contenção executadas em cada ciclo, incluindo revogação de identidades, sessões e tokens, e o resultado do teste de validação técnica: não apenas a execução administrativa da ação.</w:t>
+      </w:r>
+    </w:p>
+    <w:p>
+      <w:pPr>
+        <w:spacing w:after="160" w:line="360" w:lineRule="auto"/>
+        <w:ind w:firstLine="709"/>
+        <w:jc w:val="both"/>
       </w:pPr>
       <w:r>
         <w:rPr>
-          <w:sz w:val="22"/>
-          <w:szCs w:val="22"/>
+          <w:sz w:val="24"/>
+          <w:szCs w:val="24"/>
         </w:rPr>
         <w:t xml:space="preserve"/>
       </w:r>
@@ -4102,12 +4112,14 @@
     </w:p>
     <w:p>
       <w:pPr>
-        <w:spacing w:after="160"/>
+        <w:spacing w:after="160" w:line="360" w:lineRule="auto"/>
+        <w:ind w:firstLine="709"/>
+        <w:jc w:val="both"/>
       </w:pPr>
       <w:r>
         <w:rPr>
-          <w:sz w:val="22"/>
-          <w:szCs w:val="22"/>
+          <w:sz w:val="24"/>
+          <w:szCs w:val="24"/>
         </w:rPr>
         <w:t xml:space="preserve"/>
       </w:r>
@@ -4138,12 +4150,14 @@
     </w:p>
     <w:p>
       <w:pPr>
-        <w:spacing w:after="160"/>
+        <w:spacing w:after="160" w:line="360" w:lineRule="auto"/>
+        <w:ind w:firstLine="709"/>
+        <w:jc w:val="both"/>
       </w:pPr>
       <w:r>
         <w:rPr>
-          <w:sz w:val="22"/>
-          <w:szCs w:val="22"/>
+          <w:sz w:val="24"/>
+          <w:szCs w:val="24"/>
         </w:rPr>
         <w:t xml:space="preserve"/>
       </w:r>
@@ -4174,12 +4188,14 @@
     </w:p>
     <w:p>
       <w:pPr>
-        <w:spacing w:after="160"/>
+        <w:spacing w:after="160" w:line="360" w:lineRule="auto"/>
+        <w:ind w:firstLine="709"/>
+        <w:jc w:val="both"/>
       </w:pPr>
       <w:r>
         <w:rPr>
-          <w:sz w:val="22"/>
-          <w:szCs w:val="22"/>
+          <w:sz w:val="24"/>
+          <w:szCs w:val="24"/>
         </w:rPr>
         <w:t xml:space="preserve"/>
       </w:r>
@@ -4205,7 +4221,7 @@
           <w:sz w:val="20"/>
           <w:szCs w:val="20"/>
         </w:rPr>
-        <w:t xml:space="preserve">Instrução de preenchimento: resumir o resultado da avaliação registrada no Instrumento 2 (DAIR_Avaliacao_Riscos_Titulares_ANPD_v0.3.xlsx), incluindo a versão final da avaliação regulatória e sua fundamentação. Este relatório não substitui o instrumento de avaliação — remeter a ele.</w:t>
+        <w:t xml:space="preserve">Instrução de preenchimento: resumir o resultado da avaliação registrada no Instrumento 2 (DAIR_Avaliacao_Riscos_Titulares_ANPD_v0.3.xlsx), incluindo a versão final da avaliação regulatória e sua fundamentação. Este relatório não substitui o instrumento de avaliação: remeter a ele.</w:t>
       </w:r>
     </w:p>
     <w:tbl>
@@ -4350,7 +4366,7 @@
                 <w:sz w:val="20"/>
                 <w:szCs w:val="20"/>
               </w:rPr>
-              <w:t xml:space="preserve">Condição A — afetação significativa (art. 5º, caput)</w:t>
+              <w:t xml:space="preserve">Condição A: afetação significativa (art. 5º, caput)</w:t>
             </w:r>
           </w:p>
         </w:tc>
@@ -4400,7 +4416,7 @@
                 <w:sz w:val="20"/>
                 <w:szCs w:val="20"/>
               </w:rPr>
-              <w:t xml:space="preserve">Condição B — inciso(s) aplicável(is) do art. 5º, I a VI, RCIS</w:t>
+              <w:t xml:space="preserve">Condição B: inciso(s) aplicável(is) do art. 5º, I a VI, RCIS</w:t>
             </w:r>
           </w:p>
         </w:tc>
@@ -4746,7 +4762,7 @@
                 <w:sz w:val="20"/>
                 <w:szCs w:val="20"/>
               </w:rPr>
-              <w:t xml:space="preserve">Comunicação à ANPD — estado</w:t>
+              <w:t xml:space="preserve">Comunicação à ANPD: estado</w:t>
             </w:r>
           </w:p>
         </w:tc>
@@ -4796,7 +4812,7 @@
                 <w:sz w:val="20"/>
                 <w:szCs w:val="20"/>
               </w:rPr>
-              <w:t xml:space="preserve">Comunicação aos titulares — estado</w:t>
+              <w:t xml:space="preserve">Comunicação aos titulares: estado</w:t>
             </w:r>
           </w:p>
         </w:tc>
@@ -5315,17 +5331,19 @@
           <w:sz w:val="20"/>
           <w:szCs w:val="20"/>
         </w:rPr>
-        <w:t xml:space="preserve">Instrução de preenchimento: registrar o que funcionou, o que falhou e o que deveria mudar no procedimento, com base em evidência do próprio incidente — não em opinião genérica.</w:t>
-      </w:r>
-    </w:p>
-    <w:p>
-      <w:pPr>
-        <w:spacing w:after="160"/>
+        <w:t xml:space="preserve">Instrução de preenchimento: registrar o que funcionou, o que falhou e o que deveria mudar no procedimento, com base em evidência do próprio incidente: não em opinião genérica.</w:t>
+      </w:r>
+    </w:p>
+    <w:p>
+      <w:pPr>
+        <w:spacing w:after="160" w:line="360" w:lineRule="auto"/>
+        <w:ind w:firstLine="709"/>
+        <w:jc w:val="both"/>
       </w:pPr>
       <w:r>
         <w:rPr>
-          <w:sz w:val="22"/>
-          <w:szCs w:val="22"/>
+          <w:sz w:val="24"/>
+          <w:szCs w:val="24"/>
         </w:rPr>
         <w:t xml:space="preserve"/>
       </w:r>
@@ -6700,7 +6718,7 @@
                 <w:sz w:val="20"/>
                 <w:szCs w:val="20"/>
               </w:rPr>
-              <w:t xml:space="preserve">DAIR — Joshua Wright / SANS Institute</w:t>
+              <w:t xml:space="preserve">DAIR: Joshua Wright / SANS Institute</w:t>
             </w:r>
           </w:p>
         </w:tc>
@@ -7432,15 +7450,16 @@
           <w:sz w:val="18"/>
           <w:szCs w:val="18"/>
         </w:rPr>
-        <w:t xml:space="preserve">Este documento é um modelo reutilizável, de caráter educacional e de apoio operacional. Não constitui parecer jurídico nem substitui validação técnica e regulatória contextualizada. Licenciado sob CC BY 4.0 — Felipe Nicácio.</w:t>
+        <w:t xml:space="preserve">Este documento é um modelo reutilizável, de caráter educacional e de apoio operacional. Não constitui parecer jurídico nem substitui validação técnica e regulatória contextualizada. Licenciado sob CC BY 4.0, por Felipe Nicácio.</w:t>
       </w:r>
     </w:p>
     <w:sectPr>
       <w:headerReference w:type="default" r:id="rId6"/>
-      <w:footerReference w:type="default" r:id="rId7"/>
+      <w:headerReference w:type="first" r:id="rId7"/>
       <w:pgSz w:w="11906" w:h="16838" w:orient="portrait"/>
-      <w:pgMar w:top="1134" w:right="1134" w:bottom="1134" w:left="1134" w:header="708" w:footer="708" w:gutter="0"/>
+      <w:pgMar w:top="1701" w:right="1134" w:bottom="1134" w:left="1701" w:header="708" w:footer="708" w:gutter="0"/>
       <w:pgNumType/>
+      <w:titlePg/>
       <w:docGrid w:linePitch="360"/>
     </w:sectPr>
   </w:body>
@@ -7482,54 +7501,6 @@
     </w:p>
   </w:endnote>
 </w:endnotes>
-</file>
-
-<file path=word/footer1.xml><?xml version="1.0" encoding="utf-8"?>
-<w:ftr xmlns:wpc="http://schemas.microsoft.com/office/word/2010/wordprocessingCanvas" xmlns:mc="http://schemas.openxmlformats.org/markup-compatibility/2006" xmlns:o="urn:schemas-microsoft-com:office:office" xmlns:r="http://schemas.openxmlformats.org/officeDocument/2006/relationships" xmlns:m="http://schemas.openxmlformats.org/officeDocument/2006/math" xmlns:v="urn:schemas-microsoft-com:vml" xmlns:wp14="http://schemas.microsoft.com/office/word/2010/wordprocessingDrawing" xmlns:wp="http://schemas.openxmlformats.org/drawingml/2006/wordprocessingDrawing" xmlns:w10="urn:schemas-microsoft-com:office:word" xmlns:w="http://schemas.openxmlformats.org/wordprocessingml/2006/main" xmlns:w14="http://schemas.microsoft.com/office/word/2010/wordml" xmlns:w15="http://schemas.microsoft.com/office/word/2012/wordml" xmlns:wpg="http://schemas.microsoft.com/office/word/2010/wordprocessingGroup" xmlns:wpi="http://schemas.microsoft.com/office/word/2010/wordprocessingInk" xmlns:wne="http://schemas.microsoft.com/office/word/2006/wordml" xmlns:wps="http://schemas.microsoft.com/office/word/2010/wordprocessingShape">
-  <w:p>
-    <w:pPr>
-      <w:jc w:val="center"/>
-    </w:pPr>
-    <w:r>
-      <w:rPr>
-        <w:color w:val="595959"/>
-        <w:sz w:val="16"/>
-        <w:szCs w:val="16"/>
-      </w:rPr>
-      <w:t xml:space="preserve">Página </w:t>
-    </w:r>
-    <w:r>
-      <w:rPr>
-        <w:color w:val="595959"/>
-        <w:sz w:val="16"/>
-        <w:szCs w:val="16"/>
-      </w:rPr>
-      <w:fldChar w:fldCharType="begin"/>
-      <w:instrText xml:space="preserve">PAGE</w:instrText>
-      <w:fldChar w:fldCharType="separate"/>
-      <w:fldChar w:fldCharType="end"/>
-    </w:r>
-    <w:r>
-      <w:rPr>
-        <w:color w:val="595959"/>
-        <w:sz w:val="16"/>
-        <w:szCs w:val="16"/>
-      </w:rPr>
-      <w:t xml:space="preserve"> de </w:t>
-    </w:r>
-    <w:r>
-      <w:rPr>
-        <w:color w:val="595959"/>
-        <w:sz w:val="16"/>
-        <w:szCs w:val="16"/>
-      </w:rPr>
-      <w:fldChar w:fldCharType="begin"/>
-      <w:instrText xml:space="preserve">NUMPAGES</w:instrText>
-      <w:fldChar w:fldCharType="separate"/>
-      <w:fldChar w:fldCharType="end"/>
-    </w:r>
-  </w:p>
-</w:ftr>
 </file>
 
 <file path=word/footnotes.xml><?xml version="1.0" encoding="utf-8"?>
@@ -7581,9 +7552,31 @@
         <w:sz w:val="16"/>
         <w:szCs w:val="16"/>
       </w:rPr>
-      <w:t xml:space="preserve">DAIR Privacy Incident Response Playbook — Modelo de Relatório v0.3</w:t>
+      <w:t xml:space="preserve">DAIR Privacy Incident Response Playbook: Modelo de Relatório v0.3</w:t>
     </w:r>
   </w:p>
+  <w:p>
+    <w:pPr>
+      <w:jc w:val="right"/>
+    </w:pPr>
+    <w:r>
+      <w:rPr>
+        <w:color w:val="595959"/>
+        <w:sz w:val="20"/>
+        <w:szCs w:val="20"/>
+      </w:rPr>
+      <w:fldChar w:fldCharType="begin"/>
+      <w:instrText xml:space="preserve">PAGE</w:instrText>
+      <w:fldChar w:fldCharType="separate"/>
+      <w:fldChar w:fldCharType="end"/>
+    </w:r>
+  </w:p>
+</w:hdr>
+</file>
+
+<file path=word/header2.xml><?xml version="1.0" encoding="utf-8"?>
+<w:hdr xmlns:wpc="http://schemas.microsoft.com/office/word/2010/wordprocessingCanvas" xmlns:mc="http://schemas.openxmlformats.org/markup-compatibility/2006" xmlns:o="urn:schemas-microsoft-com:office:office" xmlns:r="http://schemas.openxmlformats.org/officeDocument/2006/relationships" xmlns:m="http://schemas.openxmlformats.org/officeDocument/2006/math" xmlns:v="urn:schemas-microsoft-com:vml" xmlns:wp14="http://schemas.microsoft.com/office/word/2010/wordprocessingDrawing" xmlns:wp="http://schemas.openxmlformats.org/drawingml/2006/wordprocessingDrawing" xmlns:w10="urn:schemas-microsoft-com:office:word" xmlns:w="http://schemas.openxmlformats.org/wordprocessingml/2006/main" xmlns:w14="http://schemas.microsoft.com/office/word/2010/wordml" xmlns:w15="http://schemas.microsoft.com/office/word/2012/wordml" xmlns:wpg="http://schemas.microsoft.com/office/word/2010/wordprocessingGroup" xmlns:wpi="http://schemas.microsoft.com/office/word/2010/wordprocessingInk" xmlns:wne="http://schemas.microsoft.com/office/word/2006/wordml" xmlns:wps="http://schemas.microsoft.com/office/word/2010/wordprocessingShape" xmlns:cx="http://schemas.microsoft.com/office/drawing/2014/chartex" xmlns:cx1="http://schemas.microsoft.com/office/drawing/2015/9/8/chartex" xmlns:cx2="http://schemas.microsoft.com/office/drawing/2015/10/21/chartex" xmlns:cx3="http://schemas.microsoft.com/office/drawing/2016/5/9/chartex" xmlns:cx4="http://schemas.microsoft.com/office/drawing/2016/5/10/chartex" xmlns:cx5="http://schemas.microsoft.com/office/drawing/2016/5/11/chartex" xmlns:cx6="http://schemas.microsoft.com/office/drawing/2016/5/12/chartex" xmlns:cx7="http://schemas.microsoft.com/office/drawing/2016/5/13/chartex" xmlns:cx8="http://schemas.microsoft.com/office/drawing/2016/5/14/chartex" xmlns:w16cid="http://schemas.microsoft.com/office/word/2016/wordml/cid" xmlns:w16se="http://schemas.microsoft.com/office/word/2015/wordml/symex">
+  <w:p/>
 </w:hdr>
 </file>
 
@@ -7687,12 +7680,17 @@
   <w:docDefaults>
     <w:rPrDefault>
       <w:rPr>
-        <w:rFonts w:ascii="Calibri" w:cs="Calibri" w:eastAsia="Calibri" w:hAnsi="Calibri"/>
-        <w:sz w:val="22"/>
-        <w:szCs w:val="22"/>
+        <w:rFonts w:ascii="Arial" w:cs="Arial" w:eastAsia="Arial" w:hAnsi="Arial"/>
+        <w:sz w:val="24"/>
+        <w:szCs w:val="24"/>
       </w:rPr>
     </w:rPrDefault>
-    <w:pPrDefault/>
+    <w:pPrDefault>
+      <w:pPr>
+        <w:spacing w:line="360" w:lineRule="auto"/>
+        <w:jc w:val="both"/>
+      </w:pPr>
+    </w:pPrDefault>
   </w:docDefaults>
   <w:style w:type="paragraph" w:styleId="Normal" w:default="1">
     <w:name w:val="Normal"/>
@@ -7855,10 +7853,11 @@
       <w:pBdr>
         <w:bottom w:val="single" w:color="1F3864" w:sz="6"/>
       </w:pBdr>
-      <w:spacing w:after="160" w:before="360"/>
+      <w:spacing w:after="160" w:before="360" w:line="240" w:lineRule="auto"/>
+      <w:jc w:val="left"/>
     </w:pPr>
     <w:rPr>
-      <w:rFonts w:ascii="Calibri" w:cs="Calibri" w:eastAsia="Calibri" w:hAnsi="Calibri"/>
+      <w:rFonts w:ascii="Arial" w:cs="Arial" w:eastAsia="Arial" w:hAnsi="Arial"/>
       <w:b/>
       <w:bCs/>
       <w:color w:val="1F3864"/>
@@ -7871,10 +7870,11 @@
     <w:basedOn w:val="Normal"/>
     <w:next w:val="Normal"/>
     <w:pPr>
-      <w:spacing w:after="120" w:before="240"/>
+      <w:spacing w:after="120" w:before="240" w:line="240" w:lineRule="auto"/>
+      <w:jc w:val="left"/>
     </w:pPr>
     <w:rPr>
-      <w:rFonts w:ascii="Calibri" w:cs="Calibri" w:eastAsia="Calibri" w:hAnsi="Calibri"/>
+      <w:rFonts w:ascii="Arial" w:cs="Arial" w:eastAsia="Arial" w:hAnsi="Arial"/>
       <w:b/>
       <w:bCs/>
       <w:color w:val="2E5395"/>

--- a/instrumentos/word/DAIR_Relatorio_Resposta_Incidente_v0.3.docx
+++ b/instrumentos/word/DAIR_Relatorio_Resposta_Incidente_v0.3.docx
@@ -491,254 +491,25 @@
         <w:br w:type="page"/>
       </w:r>
     </w:p>
-    <w:p>
-      <w:pPr>
-        <w:pStyle w:val="Heading1"/>
-      </w:pPr>
-      <w:r>
-        <w:t xml:space="preserve">Sumário</w:t>
-      </w:r>
-    </w:p>
-    <w:p>
-      <w:pPr>
-        <w:spacing w:after="90"/>
-      </w:pPr>
-      <w:r>
-        <w:rPr>
-          <w:sz w:val="24"/>
-          <w:szCs w:val="24"/>
-        </w:rPr>
-        <w:t xml:space="preserve">1. Identificação e Controle do Documento</w:t>
-      </w:r>
-    </w:p>
-    <w:p>
-      <w:pPr>
-        <w:spacing w:after="90"/>
-      </w:pPr>
-      <w:r>
-        <w:rPr>
-          <w:sz w:val="24"/>
-          <w:szCs w:val="24"/>
-        </w:rPr>
-        <w:t xml:space="preserve">2. Sumário Executivo</w:t>
-      </w:r>
-    </w:p>
-    <w:p>
-      <w:pPr>
-        <w:spacing w:after="90"/>
-      </w:pPr>
-      <w:r>
-        <w:rPr>
-          <w:sz w:val="24"/>
-          <w:szCs w:val="24"/>
-        </w:rPr>
-        <w:t xml:space="preserve">3. Contexto do Incidente</w:t>
-      </w:r>
-    </w:p>
-    <w:p>
-      <w:pPr>
-        <w:spacing w:after="90"/>
-      </w:pPr>
-      <w:r>
-        <w:rPr>
-          <w:sz w:val="24"/>
-          <w:szCs w:val="24"/>
-        </w:rPr>
-        <w:t xml:space="preserve">4. Escopo da Investigação</w:t>
-      </w:r>
-    </w:p>
-    <w:p>
-      <w:pPr>
-        <w:spacing w:after="90"/>
-      </w:pPr>
-      <w:r>
-        <w:rPr>
-          <w:sz w:val="24"/>
-          <w:szCs w:val="24"/>
-        </w:rPr>
-        <w:t xml:space="preserve">5. Cronologia dos Acontecimentos</w:t>
-      </w:r>
-    </w:p>
-    <w:p>
-      <w:pPr>
-        <w:spacing w:after="90"/>
-      </w:pPr>
-      <w:r>
-        <w:rPr>
-          <w:sz w:val="24"/>
-          <w:szCs w:val="24"/>
-        </w:rPr>
-        <w:t xml:space="preserve">6. Metodologia DAIR Aplicada</w:t>
-      </w:r>
-    </w:p>
-    <w:p>
-      <w:pPr>
-        <w:spacing w:after="90"/>
-      </w:pPr>
-      <w:r>
-        <w:rPr>
-          <w:sz w:val="24"/>
-          <w:szCs w:val="24"/>
-        </w:rPr>
-        <w:t xml:space="preserve">7. Evidências Analisadas</w:t>
-      </w:r>
-    </w:p>
-    <w:p>
-      <w:pPr>
-        <w:spacing w:after="90"/>
-      </w:pPr>
-      <w:r>
-        <w:rPr>
-          <w:sz w:val="24"/>
-          <w:szCs w:val="24"/>
-        </w:rPr>
-        <w:t xml:space="preserve">8. Identificação da Causa e Fatores Contribuintes</w:t>
-      </w:r>
-    </w:p>
-    <w:p>
-      <w:pPr>
-        <w:spacing w:after="90"/>
-      </w:pPr>
-      <w:r>
-        <w:rPr>
-          <w:sz w:val="24"/>
-          <w:szCs w:val="24"/>
-        </w:rPr>
-        <w:t xml:space="preserve">9. Ações de Contenção</w:t>
-      </w:r>
-    </w:p>
-    <w:p>
-      <w:pPr>
-        <w:spacing w:after="90"/>
-      </w:pPr>
-      <w:r>
-        <w:rPr>
-          <w:sz w:val="24"/>
-          <w:szCs w:val="24"/>
-        </w:rPr>
-        <w:t xml:space="preserve">10. Atividades de Erradicação</w:t>
-      </w:r>
-    </w:p>
-    <w:p>
-      <w:pPr>
-        <w:spacing w:after="90"/>
-      </w:pPr>
-      <w:r>
-        <w:rPr>
-          <w:sz w:val="24"/>
-          <w:szCs w:val="24"/>
-        </w:rPr>
-        <w:t xml:space="preserve">11. Validação da Recuperação</w:t>
-      </w:r>
-    </w:p>
-    <w:p>
-      <w:pPr>
-        <w:spacing w:after="90"/>
-      </w:pPr>
-      <w:r>
-        <w:rPr>
-          <w:sz w:val="24"/>
-          <w:szCs w:val="24"/>
-        </w:rPr>
-        <w:t xml:space="preserve">12. Avaliação de Impactos Operacionais</w:t>
-      </w:r>
-    </w:p>
-    <w:p>
-      <w:pPr>
-        <w:spacing w:after="90"/>
-      </w:pPr>
-      <w:r>
-        <w:rPr>
-          <w:sz w:val="24"/>
-          <w:szCs w:val="24"/>
-        </w:rPr>
-        <w:t xml:space="preserve">13. Avaliação de Riscos aos Titulares</w:t>
-      </w:r>
-    </w:p>
-    <w:p>
-      <w:pPr>
-        <w:spacing w:after="90"/>
-      </w:pPr>
-      <w:r>
-        <w:rPr>
-          <w:sz w:val="24"/>
-          <w:szCs w:val="24"/>
-        </w:rPr>
-        <w:t xml:space="preserve">14. Decisões Regulatórias e Comunicações</w:t>
-      </w:r>
-    </w:p>
-    <w:p>
-      <w:pPr>
-        <w:spacing w:after="90"/>
-      </w:pPr>
-      <w:r>
-        <w:rPr>
-          <w:sz w:val="24"/>
-          <w:szCs w:val="24"/>
-        </w:rPr>
-        <w:t xml:space="preserve">15. Riscos Residuais</w:t>
-      </w:r>
-    </w:p>
-    <w:p>
-      <w:pPr>
-        <w:spacing w:after="90"/>
-      </w:pPr>
-      <w:r>
-        <w:rPr>
-          <w:sz w:val="24"/>
-          <w:szCs w:val="24"/>
-        </w:rPr>
-        <w:t xml:space="preserve">16. Lições Aprendidas</w:t>
-      </w:r>
-    </w:p>
-    <w:p>
-      <w:pPr>
-        <w:spacing w:after="90"/>
-      </w:pPr>
-      <w:r>
-        <w:rPr>
-          <w:sz w:val="24"/>
-          <w:szCs w:val="24"/>
-        </w:rPr>
-        <w:t xml:space="preserve">17. Plano de Ações Corretivas</w:t>
-      </w:r>
-    </w:p>
-    <w:p>
-      <w:pPr>
-        <w:spacing w:after="90"/>
-      </w:pPr>
-      <w:r>
-        <w:rPr>
-          <w:sz w:val="24"/>
-          <w:szCs w:val="24"/>
-        </w:rPr>
-        <w:t xml:space="preserve">18. Critérios e Autorização de Encerramento</w:t>
-      </w:r>
-    </w:p>
-    <w:p>
-      <w:pPr>
-        <w:spacing w:after="90"/>
-      </w:pPr>
-      <w:r>
-        <w:rPr>
-          <w:sz w:val="24"/>
-          <w:szCs w:val="24"/>
-        </w:rPr>
-        <w:t xml:space="preserve">19. Referências Normativas</w:t>
-      </w:r>
-    </w:p>
-    <w:p>
-      <w:pPr>
-        <w:spacing w:after="90"/>
-      </w:pPr>
-      <w:r>
-        <w:rPr>
-          <w:sz w:val="24"/>
-          <w:szCs w:val="24"/>
-        </w:rPr>
-        <w:t xml:space="preserve">20. Anexos e Histórico de Versões</w:t>
-      </w:r>
-    </w:p>
+    <w:sdt>
+      <w:sdtPr>
+        <w:alias w:val="Sumário"/>
+      </w:sdtPr>
+      <w:sdtContent>
+        <w:p>
+          <w:r>
+            <w:fldChar w:fldCharType="begin" w:dirty="true"/>
+            <w:instrText xml:space="preserve">TOC \h \o "1-2"</w:instrText>
+            <w:fldChar w:fldCharType="separate"/>
+          </w:r>
+        </w:p>
+        <w:p>
+          <w:r>
+            <w:fldChar w:fldCharType="end"/>
+          </w:r>
+        </w:p>
+      </w:sdtContent>
+    </w:sdt>
     <w:p>
       <w:r>
         <w:br w:type="page"/>
@@ -748,14 +519,17 @@
       <w:pPr>
         <w:pStyle w:val="Heading1"/>
         <w:spacing w:after="160" w:before="360"/>
+        <w:ind w:firstLine="0"/>
       </w:pPr>
       <w:r>
-        <w:t xml:space="preserve">1. Identificação e Controle do Documento</w:t>
+        <w:t xml:space="preserve">Identificação e Controle do Documento</w:t>
       </w:r>
     </w:p>
     <w:p>
       <w:pPr>
-        <w:spacing w:after="200"/>
+        <w:spacing w:after="200" w:line="360" w:lineRule="auto"/>
+        <w:ind w:firstLine="709"/>
+        <w:jc w:val="both"/>
       </w:pPr>
       <w:r>
         <w:rPr>
@@ -772,9 +546,10 @@
       <w:pPr>
         <w:pStyle w:val="Heading2"/>
         <w:spacing w:after="120" w:before="200"/>
+        <w:ind w:firstLine="0"/>
       </w:pPr>
       <w:r>
-        <w:t xml:space="preserve">1.1 Dados do incidente</w:t>
+        <w:t xml:space="preserve">Dados do incidente</w:t>
       </w:r>
     </w:p>
     <w:tbl>
@@ -1103,9 +878,10 @@
       <w:pPr>
         <w:pStyle w:val="Heading2"/>
         <w:spacing w:after="120" w:before="200"/>
+        <w:ind w:firstLine="0"/>
       </w:pPr>
       <w:r>
-        <w:t xml:space="preserve">1.2 Histórico de versões deste relatório</w:t>
+        <w:t xml:space="preserve">Histórico de versões deste relatório</w:t>
       </w:r>
     </w:p>
     <w:tbl>
@@ -1530,14 +1306,17 @@
       <w:pPr>
         <w:pStyle w:val="Heading1"/>
         <w:spacing w:after="160" w:before="360"/>
+        <w:ind w:firstLine="0"/>
       </w:pPr>
       <w:r>
-        <w:t xml:space="preserve">2. Sumário Executivo</w:t>
+        <w:t xml:space="preserve">Sumário Executivo</w:t>
       </w:r>
     </w:p>
     <w:p>
       <w:pPr>
-        <w:spacing w:after="200"/>
+        <w:spacing w:after="200" w:line="360" w:lineRule="auto"/>
+        <w:ind w:firstLine="709"/>
+        <w:jc w:val="both"/>
       </w:pPr>
       <w:r>
         <w:rPr>
@@ -1568,14 +1347,17 @@
       <w:pPr>
         <w:pStyle w:val="Heading1"/>
         <w:spacing w:after="160" w:before="360"/>
+        <w:ind w:firstLine="0"/>
       </w:pPr>
       <w:r>
-        <w:t xml:space="preserve">3. Contexto do Incidente</w:t>
+        <w:t xml:space="preserve">Contexto do Incidente</w:t>
       </w:r>
     </w:p>
     <w:p>
       <w:pPr>
-        <w:spacing w:after="200"/>
+        <w:spacing w:after="200" w:line="360" w:lineRule="auto"/>
+        <w:ind w:firstLine="709"/>
+        <w:jc w:val="both"/>
       </w:pPr>
       <w:r>
         <w:rPr>
@@ -1606,14 +1388,17 @@
       <w:pPr>
         <w:pStyle w:val="Heading1"/>
         <w:spacing w:after="160" w:before="360"/>
+        <w:ind w:firstLine="0"/>
       </w:pPr>
       <w:r>
-        <w:t xml:space="preserve">4. Escopo da Investigação</w:t>
+        <w:t xml:space="preserve">Escopo da Investigação</w:t>
       </w:r>
     </w:p>
     <w:p>
       <w:pPr>
-        <w:spacing w:after="200"/>
+        <w:spacing w:after="200" w:line="360" w:lineRule="auto"/>
+        <w:ind w:firstLine="709"/>
+        <w:jc w:val="both"/>
       </w:pPr>
       <w:r>
         <w:rPr>
@@ -1852,14 +1637,17 @@
       <w:pPr>
         <w:pStyle w:val="Heading1"/>
         <w:spacing w:after="160" w:before="360"/>
+        <w:ind w:firstLine="0"/>
       </w:pPr>
       <w:r>
-        <w:t xml:space="preserve">5. Cronologia dos Acontecimentos</w:t>
+        <w:t xml:space="preserve">Cronologia dos Acontecimentos</w:t>
       </w:r>
     </w:p>
     <w:p>
       <w:pPr>
-        <w:spacing w:after="200"/>
+        <w:spacing w:after="200" w:line="360" w:lineRule="auto"/>
+        <w:ind w:firstLine="709"/>
+        <w:jc w:val="both"/>
       </w:pPr>
       <w:r>
         <w:rPr>
@@ -2636,14 +2424,17 @@
       <w:pPr>
         <w:pStyle w:val="Heading1"/>
         <w:spacing w:after="160" w:before="360"/>
+        <w:ind w:firstLine="0"/>
       </w:pPr>
       <w:r>
-        <w:t xml:space="preserve">6. Metodologia DAIR Aplicada</w:t>
+        <w:t xml:space="preserve">Metodologia DAIR Aplicada</w:t>
       </w:r>
     </w:p>
     <w:p>
       <w:pPr>
-        <w:spacing w:after="200"/>
+        <w:spacing w:after="200" w:line="360" w:lineRule="auto"/>
+        <w:ind w:firstLine="709"/>
+        <w:jc w:val="both"/>
       </w:pPr>
       <w:r>
         <w:rPr>
@@ -3376,14 +3167,17 @@
       <w:pPr>
         <w:pStyle w:val="Heading1"/>
         <w:spacing w:after="160" w:before="360"/>
+        <w:ind w:firstLine="0"/>
       </w:pPr>
       <w:r>
-        <w:t xml:space="preserve">7. Evidências Analisadas</w:t>
+        <w:t xml:space="preserve">Evidências Analisadas</w:t>
       </w:r>
     </w:p>
     <w:p>
       <w:pPr>
-        <w:spacing w:after="200"/>
+        <w:spacing w:after="200" w:line="360" w:lineRule="auto"/>
+        <w:ind w:firstLine="709"/>
+        <w:jc w:val="both"/>
       </w:pPr>
       <w:r>
         <w:rPr>
@@ -4014,14 +3808,17 @@
       <w:pPr>
         <w:pStyle w:val="Heading1"/>
         <w:spacing w:after="160" w:before="360"/>
+        <w:ind w:firstLine="0"/>
       </w:pPr>
       <w:r>
-        <w:t xml:space="preserve">8. Identificação da Causa e Fatores Contribuintes</w:t>
+        <w:t xml:space="preserve">Identificação da Causa e Fatores Contribuintes</w:t>
       </w:r>
     </w:p>
     <w:p>
       <w:pPr>
-        <w:spacing w:after="200"/>
+        <w:spacing w:after="200" w:line="360" w:lineRule="auto"/>
+        <w:ind w:firstLine="709"/>
+        <w:jc w:val="both"/>
       </w:pPr>
       <w:r>
         <w:rPr>
@@ -4052,14 +3849,17 @@
       <w:pPr>
         <w:pStyle w:val="Heading1"/>
         <w:spacing w:after="160" w:before="360"/>
+        <w:ind w:firstLine="0"/>
       </w:pPr>
       <w:r>
-        <w:t xml:space="preserve">9. Ações de Contenção</w:t>
+        <w:t xml:space="preserve">Ações de Contenção</w:t>
       </w:r>
     </w:p>
     <w:p>
       <w:pPr>
-        <w:spacing w:after="200"/>
+        <w:spacing w:after="200" w:line="360" w:lineRule="auto"/>
+        <w:ind w:firstLine="709"/>
+        <w:jc w:val="both"/>
       </w:pPr>
       <w:r>
         <w:rPr>
@@ -4090,14 +3890,17 @@
       <w:pPr>
         <w:pStyle w:val="Heading1"/>
         <w:spacing w:after="160" w:before="360"/>
+        <w:ind w:firstLine="0"/>
       </w:pPr>
       <w:r>
-        <w:t xml:space="preserve">10. Atividades de Erradicação</w:t>
+        <w:t xml:space="preserve">Atividades de Erradicação</w:t>
       </w:r>
     </w:p>
     <w:p>
       <w:pPr>
-        <w:spacing w:after="200"/>
+        <w:spacing w:after="200" w:line="360" w:lineRule="auto"/>
+        <w:ind w:firstLine="709"/>
+        <w:jc w:val="both"/>
       </w:pPr>
       <w:r>
         <w:rPr>
@@ -4128,14 +3931,17 @@
       <w:pPr>
         <w:pStyle w:val="Heading1"/>
         <w:spacing w:after="160" w:before="360"/>
+        <w:ind w:firstLine="0"/>
       </w:pPr>
       <w:r>
-        <w:t xml:space="preserve">11. Validação da Recuperação</w:t>
+        <w:t xml:space="preserve">Validação da Recuperação</w:t>
       </w:r>
     </w:p>
     <w:p>
       <w:pPr>
-        <w:spacing w:after="200"/>
+        <w:spacing w:after="200" w:line="360" w:lineRule="auto"/>
+        <w:ind w:firstLine="709"/>
+        <w:jc w:val="both"/>
       </w:pPr>
       <w:r>
         <w:rPr>
@@ -4166,14 +3972,17 @@
       <w:pPr>
         <w:pStyle w:val="Heading1"/>
         <w:spacing w:after="160" w:before="360"/>
+        <w:ind w:firstLine="0"/>
       </w:pPr>
       <w:r>
-        <w:t xml:space="preserve">12. Avaliação de Impactos Operacionais</w:t>
+        <w:t xml:space="preserve">Avaliação de Impactos Operacionais</w:t>
       </w:r>
     </w:p>
     <w:p>
       <w:pPr>
-        <w:spacing w:after="200"/>
+        <w:spacing w:after="200" w:line="360" w:lineRule="auto"/>
+        <w:ind w:firstLine="709"/>
+        <w:jc w:val="both"/>
       </w:pPr>
       <w:r>
         <w:rPr>
@@ -4204,14 +4013,17 @@
       <w:pPr>
         <w:pStyle w:val="Heading1"/>
         <w:spacing w:after="160" w:before="360"/>
+        <w:ind w:firstLine="0"/>
       </w:pPr>
       <w:r>
-        <w:t xml:space="preserve">13. Avaliação de Riscos aos Titulares</w:t>
+        <w:t xml:space="preserve">Avaliação de Riscos aos Titulares</w:t>
       </w:r>
     </w:p>
     <w:p>
       <w:pPr>
-        <w:spacing w:after="200"/>
+        <w:spacing w:after="200" w:line="360" w:lineRule="auto"/>
+        <w:ind w:firstLine="709"/>
+        <w:jc w:val="both"/>
       </w:pPr>
       <w:r>
         <w:rPr>
@@ -4550,14 +4362,17 @@
       <w:pPr>
         <w:pStyle w:val="Heading1"/>
         <w:spacing w:after="160" w:before="360"/>
+        <w:ind w:firstLine="0"/>
       </w:pPr>
       <w:r>
-        <w:t xml:space="preserve">14. Decisões Regulatórias e Comunicações</w:t>
+        <w:t xml:space="preserve">Decisões Regulatórias e Comunicações</w:t>
       </w:r>
     </w:p>
     <w:p>
       <w:pPr>
-        <w:spacing w:after="200"/>
+        <w:spacing w:after="200" w:line="360" w:lineRule="auto"/>
+        <w:ind w:firstLine="709"/>
+        <w:jc w:val="both"/>
       </w:pPr>
       <w:r>
         <w:rPr>
@@ -4891,19 +4706,89 @@
           </w:p>
         </w:tc>
       </w:tr>
+      <w:tr>
+        <w:tc>
+          <w:tcPr>
+            <w:tcW w:type="dxa" w:w="3400"/>
+            <w:tcMar>
+              <w:top w:type="dxa" w:w="80"/>
+              <w:left w:type="dxa" w:w="100"/>
+              <w:bottom w:type="dxa" w:w="80"/>
+              <w:right w:type="dxa" w:w="100"/>
+            </w:tcMar>
+            <w:vAlign w:val="center"/>
+          </w:tcPr>
+          <w:p>
+            <w:r>
+              <w:rPr>
+                <w:b w:val="false"/>
+                <w:bCs w:val="false"/>
+                <w:color w:val="000000"/>
+                <w:sz w:val="20"/>
+                <w:szCs w:val="20"/>
+              </w:rPr>
+              <w:t xml:space="preserve">Comunicação à ANPD realizada dentro do prazo legal (sim/não)</w:t>
+            </w:r>
+          </w:p>
+        </w:tc>
+        <w:tc>
+          <w:tcPr>
+            <w:tcW w:type="dxa" w:w="5600"/>
+            <w:tcMar>
+              <w:top w:type="dxa" w:w="80"/>
+              <w:left w:type="dxa" w:w="100"/>
+              <w:bottom w:type="dxa" w:w="80"/>
+              <w:right w:type="dxa" w:w="100"/>
+            </w:tcMar>
+            <w:vAlign w:val="center"/>
+          </w:tcPr>
+          <w:p>
+            <w:r>
+              <w:rPr>
+                <w:b w:val="false"/>
+                <w:bCs w:val="false"/>
+                <w:color w:val="000000"/>
+                <w:sz w:val="20"/>
+                <w:szCs w:val="20"/>
+              </w:rPr>
+              <w:t xml:space="preserve"/>
+            </w:r>
+          </w:p>
+        </w:tc>
+      </w:tr>
     </w:tbl>
+    <w:p>
+      <w:pPr>
+        <w:spacing w:after="200" w:line="360" w:lineRule="auto"/>
+        <w:ind w:firstLine="709"/>
+        <w:jc w:val="both"/>
+      </w:pPr>
+      <w:r>
+        <w:rPr>
+          <w:i/>
+          <w:iCs/>
+          <w:color w:val="595959"/>
+          <w:sz w:val="20"/>
+          <w:szCs w:val="20"/>
+        </w:rPr>
+        <w:t xml:space="preserve">Instrução de preenchimento: o campo acima alimenta o indicador agregado de governança regulatória definido no Plano de Resposta a Incidentes, seção 6.5 (percentual de incidentes comunicados à ANPD dentro do prazo); a consolidação entre incidentes é feita pela organização, fora deste relatório.</w:t>
+      </w:r>
+    </w:p>
     <w:p>
       <w:pPr>
         <w:pStyle w:val="Heading1"/>
         <w:spacing w:after="160" w:before="360"/>
+        <w:ind w:firstLine="0"/>
       </w:pPr>
       <w:r>
-        <w:t xml:space="preserve">15. Riscos Residuais</w:t>
+        <w:t xml:space="preserve">Riscos Residuais</w:t>
       </w:r>
     </w:p>
     <w:p>
       <w:pPr>
-        <w:spacing w:after="200"/>
+        <w:spacing w:after="200" w:line="360" w:lineRule="auto"/>
+        <w:ind w:firstLine="709"/>
+        <w:jc w:val="both"/>
       </w:pPr>
       <w:r>
         <w:rPr>
@@ -5314,14 +5199,17 @@
       <w:pPr>
         <w:pStyle w:val="Heading1"/>
         <w:spacing w:after="160" w:before="360"/>
+        <w:ind w:firstLine="0"/>
       </w:pPr>
       <w:r>
-        <w:t xml:space="preserve">16. Lições Aprendidas</w:t>
+        <w:t xml:space="preserve">Lições Aprendidas</w:t>
       </w:r>
     </w:p>
     <w:p>
       <w:pPr>
-        <w:spacing w:after="200"/>
+        <w:spacing w:after="200" w:line="360" w:lineRule="auto"/>
+        <w:ind w:firstLine="709"/>
+        <w:jc w:val="both"/>
       </w:pPr>
       <w:r>
         <w:rPr>
@@ -5352,14 +5240,17 @@
       <w:pPr>
         <w:pStyle w:val="Heading1"/>
         <w:spacing w:after="160" w:before="360"/>
+        <w:ind w:firstLine="0"/>
       </w:pPr>
       <w:r>
-        <w:t xml:space="preserve">17. Plano de Ações Corretivas</w:t>
+        <w:t xml:space="preserve">Plano de Ações Corretivas</w:t>
       </w:r>
     </w:p>
     <w:p>
       <w:pPr>
-        <w:spacing w:after="200"/>
+        <w:spacing w:after="200" w:line="360" w:lineRule="auto"/>
+        <w:ind w:firstLine="709"/>
+        <w:jc w:val="both"/>
       </w:pPr>
       <w:r>
         <w:rPr>
@@ -6136,14 +6027,17 @@
       <w:pPr>
         <w:pStyle w:val="Heading1"/>
         <w:spacing w:after="160" w:before="360"/>
+        <w:ind w:firstLine="0"/>
       </w:pPr>
       <w:r>
-        <w:t xml:space="preserve">18. Critérios e Autorização de Encerramento</w:t>
+        <w:t xml:space="preserve">Critérios e Autorização de Encerramento</w:t>
       </w:r>
     </w:p>
     <w:p>
       <w:pPr>
-        <w:spacing w:after="200"/>
+        <w:spacing w:after="200" w:line="360" w:lineRule="auto"/>
+        <w:ind w:firstLine="709"/>
+        <w:jc w:val="both"/>
       </w:pPr>
       <w:r>
         <w:rPr>
@@ -6427,19 +6321,89 @@
           </w:p>
         </w:tc>
       </w:tr>
+      <w:tr>
+        <w:tc>
+          <w:tcPr>
+            <w:tcW w:type="dxa" w:w="3400"/>
+            <w:tcMar>
+              <w:top w:type="dxa" w:w="80"/>
+              <w:left w:type="dxa" w:w="100"/>
+              <w:bottom w:type="dxa" w:w="80"/>
+              <w:right w:type="dxa" w:w="100"/>
+            </w:tcMar>
+            <w:vAlign w:val="center"/>
+          </w:tcPr>
+          <w:p>
+            <w:r>
+              <w:rPr>
+                <w:b w:val="false"/>
+                <w:bCs w:val="false"/>
+                <w:color w:val="000000"/>
+                <w:sz w:val="20"/>
+                <w:szCs w:val="20"/>
+              </w:rPr>
+              <w:t xml:space="preserve">Necessidade de atualização do RIPD (Relatório de Impacto à Proteção de Dados)</w:t>
+            </w:r>
+          </w:p>
+        </w:tc>
+        <w:tc>
+          <w:tcPr>
+            <w:tcW w:type="dxa" w:w="5600"/>
+            <w:tcMar>
+              <w:top w:type="dxa" w:w="80"/>
+              <w:left w:type="dxa" w:w="100"/>
+              <w:bottom w:type="dxa" w:w="80"/>
+              <w:right w:type="dxa" w:w="100"/>
+            </w:tcMar>
+            <w:vAlign w:val="center"/>
+          </w:tcPr>
+          <w:p>
+            <w:r>
+              <w:rPr>
+                <w:b w:val="false"/>
+                <w:bCs w:val="false"/>
+                <w:color w:val="000000"/>
+                <w:sz w:val="20"/>
+                <w:szCs w:val="20"/>
+              </w:rPr>
+              <w:t xml:space="preserve"/>
+            </w:r>
+          </w:p>
+        </w:tc>
+      </w:tr>
     </w:tbl>
+    <w:p>
+      <w:pPr>
+        <w:spacing w:after="200" w:line="360" w:lineRule="auto"/>
+        <w:ind w:firstLine="709"/>
+        <w:jc w:val="both"/>
+      </w:pPr>
+      <w:r>
+        <w:rPr>
+          <w:i/>
+          <w:iCs/>
+          <w:color w:val="595959"/>
+          <w:sz w:val="20"/>
+          <w:szCs w:val="20"/>
+        </w:rPr>
+        <w:t xml:space="preserve">Instrução de preenchimento: quando as conclusões deste relatório indicarem necessidade de atualizar o RIPD da atividade de tratamento afetada, registrar aqui a necessidade e, quando aplicável, o responsável e o prazo; o RIPD propriamente dito é mantido fora deste instrumento (Política, seção 17).</w:t>
+      </w:r>
+    </w:p>
     <w:p>
       <w:pPr>
         <w:pStyle w:val="Heading1"/>
         <w:spacing w:after="160" w:before="360"/>
+        <w:ind w:firstLine="0"/>
       </w:pPr>
       <w:r>
-        <w:t xml:space="preserve">19. Referências Normativas</w:t>
+        <w:t xml:space="preserve">Referências Normativas</w:t>
       </w:r>
     </w:p>
     <w:p>
       <w:pPr>
-        <w:spacing w:after="200"/>
+        <w:spacing w:after="200" w:line="360" w:lineRule="auto"/>
+        <w:ind w:firstLine="709"/>
+        <w:jc w:val="both"/>
       </w:pPr>
       <w:r>
         <w:rPr>
@@ -7141,19 +7105,96 @@
           </w:p>
         </w:tc>
       </w:tr>
+      <w:tr>
+        <w:tc>
+          <w:tcPr>
+            <w:tcW w:type="dxa" w:w="3600"/>
+            <w:tcMar>
+              <w:top w:type="dxa" w:w="80"/>
+              <w:left w:type="dxa" w:w="100"/>
+              <w:bottom w:type="dxa" w:w="80"/>
+              <w:right w:type="dxa" w:w="100"/>
+            </w:tcMar>
+            <w:vAlign w:val="center"/>
+          </w:tcPr>
+          <w:p>
+            <w:r>
+              <w:rPr>
+                <w:b w:val="false"/>
+                <w:bCs w:val="false"/>
+                <w:color w:val="000000"/>
+                <w:sz w:val="20"/>
+                <w:szCs w:val="20"/>
+              </w:rPr>
+              <w:t xml:space="preserve">ISO 22361:2022 (gestão de crises)</w:t>
+            </w:r>
+          </w:p>
+        </w:tc>
+        <w:tc>
+          <w:tcPr>
+            <w:tcW w:type="dxa" w:w="2800"/>
+            <w:tcMar>
+              <w:top w:type="dxa" w:w="80"/>
+              <w:left w:type="dxa" w:w="100"/>
+              <w:bottom w:type="dxa" w:w="80"/>
+              <w:right w:type="dxa" w:w="100"/>
+            </w:tcMar>
+            <w:vAlign w:val="center"/>
+          </w:tcPr>
+          <w:p>
+            <w:r>
+              <w:rPr>
+                <w:b w:val="false"/>
+                <w:bCs w:val="false"/>
+                <w:color w:val="000000"/>
+                <w:sz w:val="20"/>
+                <w:szCs w:val="20"/>
+              </w:rPr>
+              <w:t xml:space="preserve">Referência complementar</w:t>
+            </w:r>
+          </w:p>
+        </w:tc>
+        <w:tc>
+          <w:tcPr>
+            <w:tcW w:type="dxa" w:w="2600"/>
+            <w:tcMar>
+              <w:top w:type="dxa" w:w="80"/>
+              <w:left w:type="dxa" w:w="100"/>
+              <w:bottom w:type="dxa" w:w="80"/>
+              <w:right w:type="dxa" w:w="100"/>
+            </w:tcMar>
+            <w:vAlign w:val="center"/>
+          </w:tcPr>
+          <w:p>
+            <w:r>
+              <w:rPr>
+                <w:b w:val="false"/>
+                <w:bCs w:val="false"/>
+                <w:color w:val="000000"/>
+                <w:sz w:val="20"/>
+                <w:szCs w:val="20"/>
+              </w:rPr>
+              <w:t xml:space="preserve"/>
+            </w:r>
+          </w:p>
+        </w:tc>
+      </w:tr>
     </w:tbl>
     <w:p>
       <w:pPr>
         <w:pStyle w:val="Heading1"/>
         <w:spacing w:after="160" w:before="360"/>
+        <w:ind w:firstLine="0"/>
       </w:pPr>
       <w:r>
-        <w:t xml:space="preserve">20. Anexos e Histórico de Versões</w:t>
+        <w:t xml:space="preserve">Anexos e Histórico de Versões</w:t>
       </w:r>
     </w:p>
     <w:p>
       <w:pPr>
-        <w:spacing w:after="200"/>
+        <w:spacing w:after="200" w:line="360" w:lineRule="auto"/>
+        <w:ind w:firstLine="709"/>
+        <w:jc w:val="both"/>
       </w:pPr>
       <w:r>
         <w:rPr>
@@ -7666,8 +7707,29 @@
       </w:pPr>
     </w:lvl>
   </w:abstractNum>
+  <w:abstractNum w:abstractNumId="2" w15:restartNumberingAfterBreak="0">
+    <w:multiLevelType w:val="hybridMultilevel"/>
+    <w:lvl w:ilvl="0" w:tentative="1">
+      <w:start w:val="1"/>
+      <w:numFmt w:val="decimal"/>
+      <w:lvlText w:val="%1."/>
+      <w:lvlJc w:val="left"/>
+    </w:lvl>
+    <w:lvl w:ilvl="1" w:tentative="1">
+      <w:start w:val="1"/>
+      <w:numFmt w:val="decimal"/>
+      <w:lvlText w:val="%1.%2"/>
+      <w:lvlJc w:val="left"/>
+    </w:lvl>
+  </w:abstractNum>
   <w:num w:numId="1">
     <w:abstractNumId w:val="1"/>
+    <w:lvlOverride w:ilvl="0">
+      <w:startOverride w:val="1"/>
+    </w:lvlOverride>
+  </w:num>
+  <w:num w:numId="2">
+    <w:abstractNumId w:val="2"/>
     <w:lvlOverride w:ilvl="0">
       <w:startOverride w:val="1"/>
     </w:lvlOverride>
@@ -7680,7 +7742,7 @@
   <w:docDefaults>
     <w:rPrDefault>
       <w:rPr>
-        <w:rFonts w:ascii="Arial" w:cs="Arial" w:eastAsia="Arial" w:hAnsi="Arial"/>
+        <w:rFonts w:ascii="Times New Roman" w:cs="Times New Roman" w:eastAsia="Times New Roman" w:hAnsi="Times New Roman"/>
         <w:sz w:val="24"/>
         <w:szCs w:val="24"/>
       </w:rPr>
@@ -7849,15 +7911,21 @@
     <w:name w:val="Heading 1"/>
     <w:basedOn w:val="Normal"/>
     <w:next w:val="Normal"/>
+    <w:qFormat/>
     <w:pPr>
+      <w:numPr>
+        <w:ilvl w:val="0"/>
+        <w:numId w:val="2"/>
+      </w:numPr>
       <w:pBdr>
         <w:bottom w:val="single" w:color="1F3864" w:sz="6"/>
       </w:pBdr>
       <w:spacing w:after="160" w:before="360" w:line="240" w:lineRule="auto"/>
+      <w:ind w:firstLine="0"/>
       <w:jc w:val="left"/>
     </w:pPr>
     <w:rPr>
-      <w:rFonts w:ascii="Arial" w:cs="Arial" w:eastAsia="Arial" w:hAnsi="Arial"/>
+      <w:rFonts w:ascii="Times New Roman" w:cs="Times New Roman" w:eastAsia="Times New Roman" w:hAnsi="Times New Roman"/>
       <w:b/>
       <w:bCs/>
       <w:color w:val="1F3864"/>
@@ -7869,12 +7937,18 @@
     <w:name w:val="Heading 2"/>
     <w:basedOn w:val="Normal"/>
     <w:next w:val="Normal"/>
+    <w:qFormat/>
     <w:pPr>
+      <w:numPr>
+        <w:ilvl w:val="1"/>
+        <w:numId w:val="2"/>
+      </w:numPr>
       <w:spacing w:after="120" w:before="240" w:line="240" w:lineRule="auto"/>
+      <w:ind w:firstLine="0"/>
       <w:jc w:val="left"/>
     </w:pPr>
     <w:rPr>
-      <w:rFonts w:ascii="Arial" w:cs="Arial" w:eastAsia="Arial" w:hAnsi="Arial"/>
+      <w:rFonts w:ascii="Times New Roman" w:cs="Times New Roman" w:eastAsia="Times New Roman" w:hAnsi="Times New Roman"/>
       <w:b/>
       <w:bCs/>
       <w:color w:val="2E5395"/>
